--- a/00-首页/题组Word/第一轮习题集/化学原理/习题集总索引-教师版.docx
+++ b/00-首页/题组Word/第一轮习题集/化学原理/习题集总索引-教师版.docx
@@ -430,6 +430,14 @@
         <w:tblStyle w:val="Table"/>
         <w:tblW w:type="pct" w:w="5000"/>
         <w:tblLayout w:type="fixed"/>
+        <w:tblBorders>
+          <w:top w:val="single" w:sz="12" w:space="0" w:color="000000"/>
+          <w:left w:val="none" w:sz="0" w:space="0" w:color="auto"/>
+          <w:bottom w:val="single" w:sz="12" w:space="0" w:color="000000"/>
+          <w:right w:val="none" w:sz="0" w:space="0" w:color="auto"/>
+          <w:insideH w:val="none" w:sz="0" w:space="0" w:color="auto"/>
+          <w:insideV w:val="none" w:sz="0" w:space="0" w:color="auto"/>
+        </w:tblBorders>
         <w:tblLook w:firstRow="1" w:lastRow="0" w:firstColumn="0" w:lastColumn="0" w:noHBand="0" w:noVBand="0" w:val="0020"/>
       </w:tblPr>
       <w:tblGrid>
@@ -444,7 +452,11 @@
           <w:tblHeader w:val="on"/>
         </w:trPr>
         <w:tc>
-          <w:tcPr/>
+          <w:tcPr>
+            <w:tcBorders>
+              <w:bottom w:val="single" w:sz="8" w:space="0" w:color="000000"/>
+            </w:tcBorders>
+          </w:tcPr>
           <w:p>
             <w:pPr>
               <w:pStyle w:val="Compact"/>
@@ -460,7 +472,11 @@
           </w:p>
         </w:tc>
         <w:tc>
-          <w:tcPr/>
+          <w:tcPr>
+            <w:tcBorders>
+              <w:bottom w:val="single" w:sz="8" w:space="0" w:color="000000"/>
+            </w:tcBorders>
+          </w:tcPr>
           <w:p>
             <w:pPr>
               <w:pStyle w:val="Compact"/>
@@ -476,7 +492,11 @@
           </w:p>
         </w:tc>
         <w:tc>
-          <w:tcPr/>
+          <w:tcPr>
+            <w:tcBorders>
+              <w:bottom w:val="single" w:sz="8" w:space="0" w:color="000000"/>
+            </w:tcBorders>
+          </w:tcPr>
           <w:p>
             <w:pPr>
               <w:pStyle w:val="Compact"/>
@@ -492,7 +512,11 @@
           </w:p>
         </w:tc>
         <w:tc>
-          <w:tcPr/>
+          <w:tcPr>
+            <w:tcBorders>
+              <w:bottom w:val="single" w:sz="8" w:space="0" w:color="000000"/>
+            </w:tcBorders>
+          </w:tcPr>
           <w:p>
             <w:pPr>
               <w:pStyle w:val="Compact"/>
@@ -508,7 +532,11 @@
           </w:p>
         </w:tc>
         <w:tc>
-          <w:tcPr/>
+          <w:tcPr>
+            <w:tcBorders>
+              <w:bottom w:val="single" w:sz="8" w:space="0" w:color="000000"/>
+            </w:tcBorders>
+          </w:tcPr>
           <w:p>
             <w:pPr>
               <w:pStyle w:val="Compact"/>
@@ -1868,6 +1896,14 @@
         <w:tblStyle w:val="Table"/>
         <w:tblW w:type="pct" w:w="5000"/>
         <w:tblLayout w:type="fixed"/>
+        <w:tblBorders>
+          <w:top w:val="single" w:sz="12" w:space="0" w:color="000000"/>
+          <w:left w:val="none" w:sz="0" w:space="0" w:color="auto"/>
+          <w:bottom w:val="single" w:sz="12" w:space="0" w:color="000000"/>
+          <w:right w:val="none" w:sz="0" w:space="0" w:color="auto"/>
+          <w:insideH w:val="none" w:sz="0" w:space="0" w:color="auto"/>
+          <w:insideV w:val="none" w:sz="0" w:space="0" w:color="auto"/>
+        </w:tblBorders>
         <w:tblLook w:firstRow="1" w:lastRow="0" w:firstColumn="0" w:lastColumn="0" w:noHBand="0" w:noVBand="0" w:val="0020"/>
       </w:tblPr>
       <w:tblGrid>
@@ -1881,7 +1917,11 @@
           <w:tblHeader w:val="on"/>
         </w:trPr>
         <w:tc>
-          <w:tcPr/>
+          <w:tcPr>
+            <w:tcBorders>
+              <w:bottom w:val="single" w:sz="8" w:space="0" w:color="000000"/>
+            </w:tcBorders>
+          </w:tcPr>
           <w:p>
             <w:pPr>
               <w:pStyle w:val="Compact"/>
@@ -1897,7 +1937,11 @@
           </w:p>
         </w:tc>
         <w:tc>
-          <w:tcPr/>
+          <w:tcPr>
+            <w:tcBorders>
+              <w:bottom w:val="single" w:sz="8" w:space="0" w:color="000000"/>
+            </w:tcBorders>
+          </w:tcPr>
           <w:p>
             <w:pPr>
               <w:pStyle w:val="Compact"/>
@@ -1913,7 +1957,11 @@
           </w:p>
         </w:tc>
         <w:tc>
-          <w:tcPr/>
+          <w:tcPr>
+            <w:tcBorders>
+              <w:bottom w:val="single" w:sz="8" w:space="0" w:color="000000"/>
+            </w:tcBorders>
+          </w:tcPr>
           <w:p>
             <w:pPr>
               <w:pStyle w:val="Compact"/>
@@ -1929,7 +1977,11 @@
           </w:p>
         </w:tc>
         <w:tc>
-          <w:tcPr/>
+          <w:tcPr>
+            <w:tcBorders>
+              <w:bottom w:val="single" w:sz="8" w:space="0" w:color="000000"/>
+            </w:tcBorders>
+          </w:tcPr>
           <w:p>
             <w:pPr>
               <w:pStyle w:val="Compact"/>
@@ -3264,6 +3316,14 @@
       <w:tblPr>
         <w:tblStyle w:val="Table"/>
         <w:tblW w:type="auto" w:w="0"/>
+        <w:tblBorders>
+          <w:top w:val="single" w:sz="12" w:space="0" w:color="000000"/>
+          <w:left w:val="none" w:sz="0" w:space="0" w:color="auto"/>
+          <w:bottom w:val="single" w:sz="12" w:space="0" w:color="000000"/>
+          <w:right w:val="none" w:sz="0" w:space="0" w:color="auto"/>
+          <w:insideH w:val="none" w:sz="0" w:space="0" w:color="auto"/>
+          <w:insideV w:val="none" w:sz="0" w:space="0" w:color="auto"/>
+        </w:tblBorders>
         <w:tblLook w:firstRow="1" w:lastRow="0" w:firstColumn="0" w:lastColumn="0" w:noHBand="0" w:noVBand="0" w:val="0020"/>
       </w:tblPr>
       <w:tblGrid>
@@ -3276,7 +3336,11 @@
           <w:tblHeader w:val="on"/>
         </w:trPr>
         <w:tc>
-          <w:tcPr/>
+          <w:tcPr>
+            <w:tcBorders>
+              <w:bottom w:val="single" w:sz="8" w:space="0" w:color="000000"/>
+            </w:tcBorders>
+          </w:tcPr>
           <w:p>
             <w:pPr>
               <w:pStyle w:val="Compact"/>
@@ -3292,7 +3356,11 @@
           </w:p>
         </w:tc>
         <w:tc>
-          <w:tcPr/>
+          <w:tcPr>
+            <w:tcBorders>
+              <w:bottom w:val="single" w:sz="8" w:space="0" w:color="000000"/>
+            </w:tcBorders>
+          </w:tcPr>
           <w:p>
             <w:pPr>
               <w:pStyle w:val="Compact"/>
@@ -3308,7 +3376,11 @@
           </w:p>
         </w:tc>
         <w:tc>
-          <w:tcPr/>
+          <w:tcPr>
+            <w:tcBorders>
+              <w:bottom w:val="single" w:sz="8" w:space="0" w:color="000000"/>
+            </w:tcBorders>
+          </w:tcPr>
           <w:p>
             <w:pPr>
               <w:pStyle w:val="Compact"/>
@@ -4495,6 +4567,14 @@
         <w:tblStyle w:val="Table"/>
         <w:tblW w:type="pct" w:w="5000"/>
         <w:tblLayout w:type="fixed"/>
+        <w:tblBorders>
+          <w:top w:val="single" w:sz="12" w:space="0" w:color="000000"/>
+          <w:left w:val="none" w:sz="0" w:space="0" w:color="auto"/>
+          <w:bottom w:val="single" w:sz="12" w:space="0" w:color="000000"/>
+          <w:right w:val="none" w:sz="0" w:space="0" w:color="auto"/>
+          <w:insideH w:val="none" w:sz="0" w:space="0" w:color="auto"/>
+          <w:insideV w:val="none" w:sz="0" w:space="0" w:color="auto"/>
+        </w:tblBorders>
         <w:tblLook w:firstRow="1" w:lastRow="0" w:firstColumn="0" w:lastColumn="0" w:noHBand="0" w:noVBand="0" w:val="0020"/>
       </w:tblPr>
       <w:tblGrid>
@@ -4508,7 +4588,11 @@
           <w:tblHeader w:val="on"/>
         </w:trPr>
         <w:tc>
-          <w:tcPr/>
+          <w:tcPr>
+            <w:tcBorders>
+              <w:bottom w:val="single" w:sz="8" w:space="0" w:color="000000"/>
+            </w:tcBorders>
+          </w:tcPr>
           <w:p>
             <w:pPr>
               <w:pStyle w:val="Compact"/>
@@ -4524,7 +4608,11 @@
           </w:p>
         </w:tc>
         <w:tc>
-          <w:tcPr/>
+          <w:tcPr>
+            <w:tcBorders>
+              <w:bottom w:val="single" w:sz="8" w:space="0" w:color="000000"/>
+            </w:tcBorders>
+          </w:tcPr>
           <w:p>
             <w:pPr>
               <w:pStyle w:val="Compact"/>
@@ -4540,7 +4628,11 @@
           </w:p>
         </w:tc>
         <w:tc>
-          <w:tcPr/>
+          <w:tcPr>
+            <w:tcBorders>
+              <w:bottom w:val="single" w:sz="8" w:space="0" w:color="000000"/>
+            </w:tcBorders>
+          </w:tcPr>
           <w:p>
             <w:pPr>
               <w:pStyle w:val="Compact"/>
@@ -4556,7 +4648,11 @@
           </w:p>
         </w:tc>
         <w:tc>
-          <w:tcPr/>
+          <w:tcPr>
+            <w:tcBorders>
+              <w:bottom w:val="single" w:sz="8" w:space="0" w:color="000000"/>
+            </w:tcBorders>
+          </w:tcPr>
           <w:p>
             <w:pPr>
               <w:pStyle w:val="Compact"/>
@@ -5479,7 +5575,7 @@
     <ns0:rPr>
       <ns0:rFonts ns0:ascii="Times New Roman" ns0:cs="Times New Roman" ns0:eastAsia="SimHei" ns0:hAnsi="Times New Roman"/>
       <ns0:b/>
-      <ns0:color ns0:val="17324D"/>
+      <ns0:color ns0:val="000000"/>
       <ns0:sz ns0:val="44"/>
       <ns0:szCs ns0:val="56"/>
     </ns0:rPr>
@@ -5621,7 +5717,7 @@
     <ns0:rPr>
       <ns0:rFonts ns0:ascii="Times New Roman" ns0:cs="Times New Roman" ns0:eastAsia="SimHei" ns0:hAnsi="Times New Roman"/>
       <ns0:b/>
-      <ns0:color ns0:val="17324D"/>
+      <ns0:color ns0:val="000000"/>
       <ns0:sz ns0:val="32"/>
       <ns0:szCs ns0:val="40"/>
     </ns0:rPr>
@@ -5645,7 +5741,7 @@
     <ns0:rPr>
       <ns0:rFonts ns0:ascii="Times New Roman" ns0:cs="Times New Roman" ns0:eastAsia="SimHei" ns0:hAnsi="Times New Roman"/>
       <ns0:b/>
-      <ns0:color ns0:val="17324D"/>
+      <ns0:color ns0:val="000000"/>
       <ns0:sz ns0:val="28"/>
       <ns0:szCs ns0:val="32"/>
     </ns0:rPr>
@@ -5669,7 +5765,7 @@
     <ns0:rPr>
       <ns0:rFonts ns0:ascii="Times New Roman" ns0:cs="Times New Roman" ns0:eastAsia="SimHei" ns0:hAnsi="Times New Roman"/>
       <ns0:b/>
-      <ns0:color ns0:val="17324D"/>
+      <ns0:color ns0:val="000000"/>
       <ns0:sz ns0:val="25"/>
       <ns0:szCs ns0:val="28"/>
     </ns0:rPr>
